--- a/docs/Ember_and_Thread_GDD.docx
+++ b/docs/Ember_and_Thread_GDD.docx
@@ -9432,43 +9432,97 @@
           <w:sz w:val="22"/>
           <w:szCs w:val="22"/>
         </w:rPr>
-        <w:t xml:space="preserve">Autosave at key moments: region transitions, completed mends, NPC dialogue completions</w:t>
-      </w:r>
-    </w:p>
-    <w:p>
-      <w:pPr>
-        <w:pStyle w:val="ListParagraph"/>
-        <w:numPr>
-          <w:ilvl w:val="0"/>
-          <w:numId w:val="2"/>
-        </w:numPr>
-        <w:spacing w:after="60"/>
-      </w:pPr>
-      <w:r>
-        <w:rPr>
-          <w:rFonts w:ascii="Georgia" w:cs="Georgia" w:eastAsia="Georgia" w:hAnsi="Georgia"/>
-          <w:sz w:val="22"/>
-          <w:szCs w:val="22"/>
-        </w:rPr>
-        <w:t xml:space="preserve">Manual save at inn rest spots — the act of resting and saving</w:t>
-      </w:r>
-    </w:p>
-    <w:p>
-      <w:pPr>
-        <w:pStyle w:val="ListParagraph"/>
-        <w:numPr>
-          <w:ilvl w:val="0"/>
-          <w:numId w:val="2"/>
-        </w:numPr>
-        <w:spacing w:after="60"/>
-      </w:pPr>
-      <w:r>
-        <w:rPr>
-          <w:rFonts w:ascii="Georgia" w:cs="Georgia" w:eastAsia="Georgia" w:hAnsi="Georgia"/>
-          <w:sz w:val="22"/>
-          <w:szCs w:val="22"/>
-        </w:rPr>
-        <w:t xml:space="preserve">Multiple save slots recommended</w:t>
+        <w:t xml:space="preserve">Autosave at key moments: region transitions, completed mends, NPC dialogue completions, new places discovered</w:t>
+      </w:r>
+    </w:p>
+    <w:p>
+      <w:pPr>
+        <w:pStyle w:val="ListParagraph"/>
+        <w:numPr>
+          <w:ilvl w:val="0"/>
+          <w:numId w:val="2"/>
+        </w:numPr>
+        <w:spacing w:after="60"/>
+      </w:pPr>
+      <w:r>
+        <w:rPr>
+          <w:rFonts w:ascii="Georgia" w:cs="Georgia" w:eastAsia="Georgia" w:hAnsi="Georgia"/>
+          <w:sz w:val="22"/>
+          <w:szCs w:val="22"/>
+        </w:rPr>
+        <w:t xml:space="preserve">Manual save at any time from the pause menu</w:t>
+      </w:r>
+    </w:p>
+    <w:p>
+      <w:pPr>
+        <w:pStyle w:val="ListParagraph"/>
+        <w:numPr>
+          <w:ilvl w:val="0"/>
+          <w:numId w:val="2"/>
+        </w:numPr>
+        <w:spacing w:after="60"/>
+      </w:pPr>
+      <w:r>
+        <w:rPr>
+          <w:rFonts w:ascii="Georgia" w:cs="Georgia" w:eastAsia="Georgia" w:hAnsi="Georgia"/>
+          <w:sz w:val="22"/>
+          <w:szCs w:val="22"/>
+        </w:rPr>
+        <w:t xml:space="preserve">Load from the pause menu (with a reminder that anything since the last save will be lost) or from the title screen</w:t>
+      </w:r>
+    </w:p>
+    <w:p>
+      <w:pPr>
+        <w:pStyle w:val="ListParagraph"/>
+        <w:numPr>
+          <w:ilvl w:val="0"/>
+          <w:numId w:val="2"/>
+        </w:numPr>
+        <w:spacing w:after="60"/>
+      </w:pPr>
+      <w:r>
+        <w:rPr>
+          <w:rFonts w:ascii="Georgia" w:cs="Georgia" w:eastAsia="Georgia" w:hAnsi="Georgia"/>
+          <w:sz w:val="22"/>
+          <w:szCs w:val="22"/>
+        </w:rPr>
+        <w:t xml:space="preserve">Optional: resting at an inn also saves, as a quiet moment in the world</w:t>
+      </w:r>
+    </w:p>
+    <w:p>
+      <w:pPr>
+        <w:pStyle w:val="ListParagraph"/>
+        <w:numPr>
+          <w:ilvl w:val="0"/>
+          <w:numId w:val="2"/>
+        </w:numPr>
+        <w:spacing w:after="60"/>
+      </w:pPr>
+      <w:r>
+        <w:rPr>
+          <w:rFonts w:ascii="Georgia" w:cs="Georgia" w:eastAsia="Georgia" w:hAnsi="Georgia"/>
+          <w:sz w:val="22"/>
+          <w:szCs w:val="22"/>
+        </w:rPr>
+        <w:t xml:space="preserve">Three save slots; autosaves and manual saves write to the current slot</w:t>
+      </w:r>
+    </w:p>
+    <w:p>
+      <w:pPr>
+        <w:pStyle w:val="ListParagraph"/>
+        <w:numPr>
+          <w:ilvl w:val="0"/>
+          <w:numId w:val="2"/>
+        </w:numPr>
+        <w:spacing w:after="60"/>
+      </w:pPr>
+      <w:r>
+        <w:rPr>
+          <w:rFonts w:ascii="Georgia" w:cs="Georgia" w:eastAsia="Georgia" w:hAnsi="Georgia"/>
+          <w:sz w:val="22"/>
+          <w:szCs w:val="22"/>
+        </w:rPr>
+        <w:t xml:space="preserve">Settings are saved separately from save slots and apply to every playthrough</w:t>
       </w:r>
     </w:p>
     <w:p>
@@ -11511,7 +11565,7 @@
                 <w:sz w:val="20"/>
                 <w:szCs w:val="20"/>
               </w:rPr>
-              <w:t xml:space="preserve">Godot's built-in save system — JSON or binary</w:t>
+              <w:t xml:space="preserve">JSON, one file per save slot, versioned so older saves upgrade</w:t>
             </w:r>
           </w:p>
         </w:tc>
@@ -12164,43 +12218,79 @@
           <w:sz w:val="22"/>
           <w:szCs w:val="22"/>
         </w:rPr>
-        <w:t xml:space="preserve">Autosave triggers: region transitions, mending completions, NPC dialogue completions</w:t>
-      </w:r>
-    </w:p>
-    <w:p>
-      <w:pPr>
-        <w:pStyle w:val="ListParagraph"/>
-        <w:numPr>
-          <w:ilvl w:val="0"/>
-          <w:numId w:val="2"/>
-        </w:numPr>
-        <w:spacing w:after="60"/>
-      </w:pPr>
-      <w:r>
-        <w:rPr>
-          <w:rFonts w:ascii="Georgia" w:cs="Georgia" w:eastAsia="Georgia" w:hAnsi="Georgia"/>
-          <w:sz w:val="22"/>
-          <w:szCs w:val="22"/>
-        </w:rPr>
-        <w:t xml:space="preserve">Manual save: inn rest interaction</w:t>
-      </w:r>
-    </w:p>
-    <w:p>
-      <w:pPr>
-        <w:pStyle w:val="ListParagraph"/>
-        <w:numPr>
-          <w:ilvl w:val="0"/>
-          <w:numId w:val="2"/>
-        </w:numPr>
-        <w:spacing w:after="60"/>
-      </w:pPr>
-      <w:r>
-        <w:rPr>
-          <w:rFonts w:ascii="Georgia" w:cs="Georgia" w:eastAsia="Georgia" w:hAnsi="Georgia"/>
-          <w:sz w:val="22"/>
-          <w:szCs w:val="22"/>
-        </w:rPr>
-        <w:t xml:space="preserve">Save data: world state, NPC visit counts, journal state, comfort items, map reveal, customisation</w:t>
+        <w:t xml:space="preserve">Autosave triggers: region transitions, mending completions, NPC dialogue completions, location discoveries</w:t>
+      </w:r>
+    </w:p>
+    <w:p>
+      <w:pPr>
+        <w:pStyle w:val="ListParagraph"/>
+        <w:numPr>
+          <w:ilvl w:val="0"/>
+          <w:numId w:val="2"/>
+        </w:numPr>
+        <w:spacing w:after="60"/>
+      </w:pPr>
+      <w:r>
+        <w:rPr>
+          <w:rFonts w:ascii="Georgia" w:cs="Georgia" w:eastAsia="Georgia" w:hAnsi="Georgia"/>
+          <w:sz w:val="22"/>
+          <w:szCs w:val="22"/>
+        </w:rPr>
+        <w:t xml:space="preserve">Manual save: pause menu, any time; optionally the inn rest interaction</w:t>
+      </w:r>
+    </w:p>
+    <w:p>
+      <w:pPr>
+        <w:pStyle w:val="ListParagraph"/>
+        <w:numPr>
+          <w:ilvl w:val="0"/>
+          <w:numId w:val="2"/>
+        </w:numPr>
+        <w:spacing w:after="60"/>
+      </w:pPr>
+      <w:r>
+        <w:rPr>
+          <w:rFonts w:ascii="Georgia" w:cs="Georgia" w:eastAsia="Georgia" w:hAnsi="Georgia"/>
+          <w:sz w:val="22"/>
+          <w:szCs w:val="22"/>
+        </w:rPr>
+        <w:t xml:space="preserve">Load: pause menu and title screen</w:t>
+      </w:r>
+    </w:p>
+    <w:p>
+      <w:pPr>
+        <w:pStyle w:val="ListParagraph"/>
+        <w:numPr>
+          <w:ilvl w:val="0"/>
+          <w:numId w:val="2"/>
+        </w:numPr>
+        <w:spacing w:after="60"/>
+      </w:pPr>
+      <w:r>
+        <w:rPr>
+          <w:rFonts w:ascii="Georgia" w:cs="Georgia" w:eastAsia="Georgia" w:hAnsi="Georgia"/>
+          <w:sz w:val="22"/>
+          <w:szCs w:val="22"/>
+        </w:rPr>
+        <w:t xml:space="preserve">Save data: world state, player position, location discoveries, NPC visit counts, journal state, comfort items, map reveal, customisation</w:t>
+      </w:r>
+    </w:p>
+    <w:p>
+      <w:pPr>
+        <w:pStyle w:val="ListParagraph"/>
+        <w:numPr>
+          <w:ilvl w:val="0"/>
+          <w:numId w:val="2"/>
+        </w:numPr>
+        <w:spacing w:after="60"/>
+      </w:pPr>
+      <w:r>
+        <w:rPr>
+          <w:rFonts w:ascii="Georgia" w:cs="Georgia" w:eastAsia="Georgia" w:hAnsi="Georgia"/>
+          <w:sz w:val="22"/>
+          <w:szCs w:val="22"/>
+        </w:rPr>
+        <w:t xml:space="preserve">Settings (accessibility options) stored in their own file, not in save slots</w:t>
       </w:r>
     </w:p>
     <w:p>

--- a/docs/Ember_and_Thread_GDD.docx
+++ b/docs/Ember_and_Thread_GDD.docx
@@ -6373,6 +6373,24 @@
           <w:szCs w:val="22"/>
         </w:rPr>
         <w:t xml:space="preserve">Length: brief — enough to feel meaningful, not so long as to feel like a lecture</w:t>
+      </w:r>
+    </w:p>
+    <w:p>
+      <w:pPr>
+        <w:pStyle w:val="ListParagraph"/>
+        <w:numPr>
+          <w:ilvl w:val="0"/>
+          <w:numId w:val="2"/>
+        </w:numPr>
+        <w:spacing w:after="60"/>
+      </w:pPr>
+      <w:r>
+        <w:rPr>
+          <w:rFonts w:ascii="Georgia" w:cs="Georgia" w:eastAsia="Georgia" w:hAnsi="Georgia"/>
+          <w:sz w:val="22"/>
+          <w:szCs w:val="22"/>
+        </w:rPr>
+        <w:t xml:space="preserve">Skippable: the first press of E shows “Press E again to skip”, the second press skips — two presses rather than a hold, which is hard for some players, and no time limit on either</w:t>
       </w:r>
     </w:p>
     <w:p>
@@ -9432,7 +9450,7 @@
           <w:sz w:val="22"/>
           <w:szCs w:val="22"/>
         </w:rPr>
-        <w:t xml:space="preserve">Autosave at key moments: region transitions, completed mends, NPC dialogue completions, new places discovered</w:t>
+        <w:t xml:space="preserve">Autosave at key moments: region transitions, completed mends, NPC dialogue completions, new places discovered — shown by a save icon in the lower right corner</w:t>
       </w:r>
     </w:p>
     <w:p>
@@ -9468,7 +9486,25 @@
           <w:sz w:val="22"/>
           <w:szCs w:val="22"/>
         </w:rPr>
-        <w:t xml:space="preserve">Load from the pause menu (with a reminder that anything since the last save will be lost) or from the title screen</w:t>
+        <w:t xml:space="preserve">Load from the pause menu (with a reminder that anything since the last save will be lost) or from the slot screen</w:t>
+      </w:r>
+    </w:p>
+    <w:p>
+      <w:pPr>
+        <w:pStyle w:val="ListParagraph"/>
+        <w:numPr>
+          <w:ilvl w:val="0"/>
+          <w:numId w:val="2"/>
+        </w:numPr>
+        <w:spacing w:after="60"/>
+      </w:pPr>
+      <w:r>
+        <w:rPr>
+          <w:rFonts w:ascii="Georgia" w:cs="Georgia" w:eastAsia="Georgia" w:hAnsi="Georgia"/>
+          <w:sz w:val="22"/>
+          <w:szCs w:val="22"/>
+        </w:rPr>
+        <w:t xml:space="preserve">Quitting never saves — to the title or the desktop. The game asks first, so nobody loses progress by surprise</w:t>
       </w:r>
     </w:p>
     <w:p>
@@ -9522,7 +9558,43 @@
           <w:sz w:val="22"/>
           <w:szCs w:val="22"/>
         </w:rPr>
-        <w:t xml:space="preserve">Settings are saved separately from save slots and apply to every playthrough</w:t>
+        <w:t xml:space="preserve">Opening flow: title screen (title art and “press any button”), then the slot screen — choose a slot with a save to continue it, or an empty slot to start a new game</w:t>
+      </w:r>
+    </w:p>
+    <w:p>
+      <w:pPr>
+        <w:pStyle w:val="ListParagraph"/>
+        <w:numPr>
+          <w:ilvl w:val="0"/>
+          <w:numId w:val="2"/>
+        </w:numPr>
+        <w:spacing w:after="60"/>
+      </w:pPr>
+      <w:r>
+        <w:rPr>
+          <w:rFonts w:ascii="Georgia" w:cs="Georgia" w:eastAsia="Georgia" w:hAnsi="Georgia"/>
+          <w:sz w:val="22"/>
+          <w:szCs w:val="22"/>
+        </w:rPr>
+        <w:t xml:space="preserve">Each save slot is one player: their progress and their own settings, so people sharing a computer keep separate settings</w:t>
+      </w:r>
+    </w:p>
+    <w:p>
+      <w:pPr>
+        <w:pStyle w:val="ListParagraph"/>
+        <w:numPr>
+          <w:ilvl w:val="0"/>
+          <w:numId w:val="2"/>
+        </w:numPr>
+        <w:spacing w:after="60"/>
+      </w:pPr>
+      <w:r>
+        <w:rPr>
+          <w:rFonts w:ascii="Georgia" w:cs="Georgia" w:eastAsia="Georgia" w:hAnsi="Georgia"/>
+          <w:sz w:val="22"/>
+          <w:szCs w:val="22"/>
+        </w:rPr>
+        <w:t xml:space="preserve">A new game is a brand new player: fresh progress, then the opening cutscene</w:t>
       </w:r>
     </w:p>
     <w:p>
@@ -11990,7 +12062,7 @@
           <w:sz w:val="22"/>
           <w:szCs w:val="22"/>
         </w:rPr>
-        <w:t xml:space="preserve">Memory cutscene system: scripted pixel art scenes with timed text overlay</w:t>
+        <w:t xml:space="preserve">Memory cutscene system: scripted pixel art scenes with timed text overlay; two-press skip</w:t>
       </w:r>
     </w:p>
     <w:p>
@@ -12254,7 +12326,7 @@
           <w:sz w:val="22"/>
           <w:szCs w:val="22"/>
         </w:rPr>
-        <w:t xml:space="preserve">Load: pause menu and title screen</w:t>
+        <w:t xml:space="preserve">Load: pause menu and slot screen</w:t>
       </w:r>
     </w:p>
     <w:p>
@@ -12290,7 +12362,7 @@
           <w:sz w:val="22"/>
           <w:szCs w:val="22"/>
         </w:rPr>
-        <w:t xml:space="preserve">Settings (accessibility options) stored in their own file, not in save slots</w:t>
+        <w:t xml:space="preserve">Settings (accessibility options) stored per save slot, beside the save file, so a settings change is kept even though quitting doesn’t save progress</w:t>
       </w:r>
     </w:p>
     <w:p>
